--- a/docs/CivicRecordsAI-UnifiedSpec-v3.1.docx
+++ b/docs/CivicRecordsAI-UnifiedSpec-v3.1.docx
@@ -260,7 +260,7 @@
           <w:sz w:val="24"/>
           <w:szCs w:val="24"/>
         </w:rPr>
-        <w:t xml:space="preserve"> — Implemented and tested in v0.1.0</w:t>
+        <w:t xml:space="preserve"> — Available since v0.1.0; tested through v1.4.0</w:t>
       </w:r>
     </w:p>
     <w:p>
@@ -7834,7 +7834,7 @@
                 <w:sz w:val="22"/>
                 <w:szCs w:val="22"/>
               </w:rPr>
-              <w:t xml:space="preserve">Current (v0.1.0)</w:t>
+              <w:t xml:space="preserve">Phase 0 baseline (v0.1.0)</w:t>
             </w:r>
           </w:p>
         </w:tc>
@@ -17933,7 +17933,7 @@
           <w:sz w:val="72"/>
           <w:szCs w:val="72"/>
         </w:rPr>
-        <w:t xml:space="preserve">Appendix A: Migration from v0.1.0</w:t>
+        <w:t xml:space="preserve">Appendix A: Migration history (v0.1.0 → v1.4.0)</w:t>
       </w:r>
     </w:p>
     <w:p>
@@ -18389,7 +18389,7 @@
                 <w:sz w:val="22"/>
                 <w:szCs w:val="22"/>
               </w:rPr>
-              <w:t xml:space="preserve">Design audit of v0.1.0 UI</w:t>
+              <w:t xml:space="preserve">Historical: design audit of v0.1.0 UI</w:t>
             </w:r>
           </w:p>
         </w:tc>
@@ -18505,7 +18505,7 @@
                 <w:sz w:val="22"/>
                 <w:szCs w:val="22"/>
               </w:rPr>
-              <w:t xml:space="preserve">v0.1.0 QA report</w:t>
+              <w:t xml:space="preserve">Historical QA report from v0.1.0 (archived)</w:t>
             </w:r>
           </w:p>
         </w:tc>

--- a/docs/CivicRecordsAI-UnifiedSpec-v3.1.docx
+++ b/docs/CivicRecordsAI-UnifiedSpec-v3.1.docx
@@ -260,7 +260,7 @@
           <w:sz w:val="24"/>
           <w:szCs w:val="24"/>
         </w:rPr>
-        <w:t xml:space="preserve"> — Available since v0.1.0; tested through v1.4.0</w:t>
+        <w:t xml:space="preserve"> — Available since v0.1.0; tested through v1.4.1</w:t>
       </w:r>
     </w:p>
     <w:p>
@@ -18127,7 +18127,7 @@
           <w:sz w:val="72"/>
           <w:szCs w:val="72"/>
         </w:rPr>
-        <w:t xml:space="preserve">Appendix A: Migration history (v0.1.0 → v1.4.0)</w:t>
+        <w:t xml:space="preserve">Appendix A: Migration history (v0.1.0 → v1.4.1)</w:t>
       </w:r>
     </w:p>
     <w:p>
